--- a/SEVEN-G/docx/es/plantillas/P53_SEVEN-G_Plan_e_informe_de_pruebas_adversarias.docx
+++ b/SEVEN-G/docx/es/plantillas/P53_SEVEN-G_Plan_e_informe_de_pruebas_adversarias.docx
@@ -136,7 +136,7 @@
               <w:pStyle w:val="Celda"/>
             </w:pPr>
             <w:r>
-              <w:t xml:space="preserve">Fernando García · SEACHAD</w:t>
+              <w:t xml:space="preserve">Fernando García Varela</w:t>
             </w:r>
           </w:p>
         </w:tc>
@@ -200,7 +200,7 @@
         <w:t xml:space="preserve">Cada organización que use SEVEN-G es la única responsable de identificar la normativa que le aplica, verificar su vigencia y certificar su propio cumplimiento regulatorio</w:t>
       </w:r>
       <w:r>
-        <w:t xml:space="preserve">, con el asesoramiento cualificado que corresponda. El autor y SEACHAD no asumen responsabilidad alguna por el uso que se haga de este contenido ni por las decisiones que se adopten con él. Los datos, cifras, compañías y casos de los ejemplos son ficticios o ilustrativos.</w:t>
+        <w:t xml:space="preserve">, con el asesoramiento cualificado que corresponda. El autor no asume responsabilidad alguna por el uso que se haga de este contenido ni por las decisiones que se adopten con él. Los datos, cifras, compañías y casos de los ejemplos son ficticios o ilustrativos.</w:t>
       </w:r>
     </w:p>
     <w:p>
@@ -7540,7 +7540,7 @@
       <w:pStyle w:val="Pie"/>
     </w:pPr>
     <w:r>
-      <w:t xml:space="preserve">SEVEN-G · Plantilla P53 · Plan e informe de pruebas adversarias · CC BY 4.0 · Fernando García · SEACHAD · Generada desde la fuente Markdown: no edite la plantilla, rellene una copia.</w:t>
+      <w:t xml:space="preserve">SEVEN-G · Plantilla P53 · Plan e informe de pruebas adversarias · CC BY 4.0 · Fernando García Varela · Generada desde la fuente Markdown: no edite la plantilla, rellene una copia.</w:t>
     </w:r>
     <w:r>
       <w:rPr>

--- a/SEVEN-G/docx/es/plantillas/P53_SEVEN-G_Plan_e_informe_de_pruebas_adversarias.docx
+++ b/SEVEN-G/docx/es/plantillas/P53_SEVEN-G_Plan_e_informe_de_pruebas_adversarias.docx
@@ -200,7 +200,7 @@
         <w:t xml:space="preserve">Cada organización que use SEVEN-G es la única responsable de identificar la normativa que le aplica, verificar su vigencia y certificar su propio cumplimiento regulatorio</w:t>
       </w:r>
       <w:r>
-        <w:t xml:space="preserve">, con el asesoramiento cualificado que corresponda. El autor no asume responsabilidad alguna por el uso que se haga de este contenido ni por las decisiones que se adopten con él. Los datos, cifras, compañías y casos de los ejemplos son ficticios o ilustrativos.</w:t>
+        <w:t xml:space="preserve">, con el asesoramiento cualificado que corresponda. Esta metodología es una ayuda genérica y gratuita, compartida con la comunidad para que nadie tenga que empezar desde cero; cada persona u organización puede y debe adaptarla a su propio uso. No debe entenderse que sus partes jurídicamente sensibles hayan sido revisadas por una asesoría jurídica: esas revisiones, para cada empresa o sector, son responsabilidad última de la empresa, el consultor o la organización que la use. Aunque se procura mantenerla al día, alguna norma puede haber cambiado sin que se recoja aquí. En la máxima medida permitida por la ley, el autor no asume responsabilidad alguna por los efectos de su aplicación en ninguna organización ni por su aplicabilidad completa. La metodología no otorga certificación de ningún tipo. El autor no asume responsabilidad alguna por el uso que se haga de este contenido ni por las decisiones que se adopten con él. Los datos, cifras, compañías y casos de los ejemplos son ficticios o ilustrativos.</w:t>
       </w:r>
     </w:p>
     <w:p>

--- a/SEVEN-G/docx/es/plantillas/P53_SEVEN-G_Plan_e_informe_de_pruebas_adversarias.docx
+++ b/SEVEN-G/docx/es/plantillas/P53_SEVEN-G_Plan_e_informe_de_pruebas_adversarias.docx
@@ -80,7 +80,7 @@
               <w:pStyle w:val="Celda"/>
             </w:pPr>
             <w:r>
-              <w:t xml:space="preserve">0.1 (borrador de trabajo)</w:t>
+              <w:t xml:space="preserve">0.2 (borrador de trabajo)</w:t>
             </w:r>
           </w:p>
         </w:tc>
@@ -108,7 +108,7 @@
               <w:pStyle w:val="Celda"/>
             </w:pPr>
             <w:r>
-              <w:t xml:space="preserve">19-09-2026</w:t>
+              <w:t xml:space="preserve">19-10-2026</w:t>
             </w:r>
           </w:p>
         </w:tc>
@@ -301,7 +301,7 @@
               <w:pStyle w:val="Celda"/>
             </w:pPr>
             <w:r>
-              <w:t xml:space="preserve">Antes de G5 en todo sistema de IA generativa o agente (SEG-11, AG-18); tras cambios relevantes de modelo, instrucciones, herramientas o proveedor; y con la frecuencia de 35 §5.3 (A1: antes de G5 y tras cambios; A2: además, anual; A3: además, semestral). En el ámbito corporativo (C4), para la evaluación anual de exposición a la IA ofensiva y el simulacro anual de fraude con suplantación sintética (35 §9.2).</w:t>
+              <w:t xml:space="preserve">Antes de G5 en todo sistema de IA generativa o agente (SEG-11, AG-18); tras cambios relevantes de modelo, instrucciones, herramientas o proveedor; y con la frecuencia de 35 §5.3 (A1: antes de G5 y tras cambios; A2: además, anual; A3: además, semestral). En el ámbito corporativo (C4), para la evaluación anual de exposición a la IA ofensiva y el simulacro anual de fraude con suplantación sintética (35 §9.2); los resultados del banco de pruebas corporativo de agentes (SEG-27), que en A2 y A3 se ejecuta en cada despliegue.</w:t>
             </w:r>
           </w:p>
         </w:tc>
@@ -783,7 +783,7 @@
               <w:pStyle w:val="Celda"/>
             </w:pPr>
             <w:r>
-              <w:t xml:space="preserve">Previa a G5 · Periódica · Tras cambio relevante · Tras incidente · Evaluación anual de IA ofensiva · Simulacro de suplantación sintética.</w:t>
+              <w:t xml:space="preserve">Previa a G5 · Periódica · Tras cambio relevante · Tras incidente · Evaluación anual de IA ofensiva · Simulacro de suplantación sintética · Banco de pruebas en la cadena de despliegue (SEG-27).</w:t>
             </w:r>
           </w:p>
         </w:tc>
@@ -3443,6 +3443,200 @@
             </w:pPr>
             <w:r>
               <w:t xml:space="preserve">AG-03, AG-09</w:t>
+            </w:r>
+          </w:p>
+        </w:tc>
+        <w:tc>
+          <w:tcPr>
+            <w:tcW w:w="1205" w:type="dxa"/>
+          </w:tcPr>
+          <w:p>
+            <w:pPr>
+              <w:pStyle w:val="Celda"/>
+            </w:pPr>
+          </w:p>
+        </w:tc>
+        <w:tc>
+          <w:tcPr>
+            <w:tcW w:w="1205" w:type="dxa"/>
+          </w:tcPr>
+          <w:p>
+            <w:pPr>
+              <w:pStyle w:val="Celda"/>
+            </w:pPr>
+          </w:p>
+        </w:tc>
+        <w:tc>
+          <w:tcPr>
+            <w:tcW w:w="1205" w:type="dxa"/>
+          </w:tcPr>
+          <w:p>
+            <w:pPr>
+              <w:pStyle w:val="Celda"/>
+            </w:pPr>
+          </w:p>
+        </w:tc>
+      </w:tr>
+      <w:tr>
+        <w:tc>
+          <w:tcPr>
+            <w:tcW w:w="1205" w:type="dxa"/>
+          </w:tcPr>
+          <w:p>
+            <w:pPr>
+              <w:pStyle w:val="Celda"/>
+            </w:pPr>
+            <w:r>
+              <w:t xml:space="preserve">C14</w:t>
+            </w:r>
+          </w:p>
+        </w:tc>
+        <w:tc>
+          <w:tcPr>
+            <w:tcW w:w="1205" w:type="dxa"/>
+          </w:tcPr>
+          <w:p>
+            <w:pPr>
+              <w:pStyle w:val="Celda"/>
+            </w:pPr>
+            <w:r>
+              <w:t xml:space="preserve">Envenenamiento de herramientas y conectores</w:t>
+            </w:r>
+          </w:p>
+        </w:tc>
+        <w:tc>
+          <w:tcPr>
+            <w:tcW w:w="1205" w:type="dxa"/>
+          </w:tcPr>
+          <w:p>
+            <w:pPr>
+              <w:pStyle w:val="Celda"/>
+            </w:pPr>
+          </w:p>
+        </w:tc>
+        <w:tc>
+          <w:tcPr>
+            <w:tcW w:w="1205" w:type="dxa"/>
+          </w:tcPr>
+          <w:p>
+            <w:pPr>
+              <w:pStyle w:val="Celda"/>
+            </w:pPr>
+            <w:r>
+              <w:t xml:space="preserve">RT-SEG-07</w:t>
+            </w:r>
+          </w:p>
+        </w:tc>
+        <w:tc>
+          <w:tcPr>
+            <w:tcW w:w="1205" w:type="dxa"/>
+          </w:tcPr>
+          <w:p>
+            <w:pPr>
+              <w:pStyle w:val="Celda"/>
+            </w:pPr>
+            <w:r>
+              <w:t xml:space="preserve">AG-13, AG-12, SEG-27</w:t>
+            </w:r>
+          </w:p>
+        </w:tc>
+        <w:tc>
+          <w:tcPr>
+            <w:tcW w:w="1205" w:type="dxa"/>
+          </w:tcPr>
+          <w:p>
+            <w:pPr>
+              <w:pStyle w:val="Celda"/>
+            </w:pPr>
+          </w:p>
+        </w:tc>
+        <w:tc>
+          <w:tcPr>
+            <w:tcW w:w="1205" w:type="dxa"/>
+          </w:tcPr>
+          <w:p>
+            <w:pPr>
+              <w:pStyle w:val="Celda"/>
+            </w:pPr>
+          </w:p>
+        </w:tc>
+        <w:tc>
+          <w:tcPr>
+            <w:tcW w:w="1205" w:type="dxa"/>
+          </w:tcPr>
+          <w:p>
+            <w:pPr>
+              <w:pStyle w:val="Celda"/>
+            </w:pPr>
+          </w:p>
+        </w:tc>
+      </w:tr>
+      <w:tr>
+        <w:tc>
+          <w:tcPr>
+            <w:tcW w:w="1205" w:type="dxa"/>
+          </w:tcPr>
+          <w:p>
+            <w:pPr>
+              <w:pStyle w:val="Celda"/>
+            </w:pPr>
+            <w:r>
+              <w:t xml:space="preserve">C15</w:t>
+            </w:r>
+          </w:p>
+        </w:tc>
+        <w:tc>
+          <w:tcPr>
+            <w:tcW w:w="1205" w:type="dxa"/>
+          </w:tcPr>
+          <w:p>
+            <w:pPr>
+              <w:pStyle w:val="Celda"/>
+            </w:pPr>
+            <w:r>
+              <w:t xml:space="preserve">Suplantación del cliente con IA en canales automatizados </w:t>
+            </w:r>
+            <w:r>
+              <w:rPr>
+                <w:b/>
+              </w:rPr>
+              <w:t xml:space="preserve">(Enterprise)</w:t>
+            </w:r>
+          </w:p>
+        </w:tc>
+        <w:tc>
+          <w:tcPr>
+            <w:tcW w:w="1205" w:type="dxa"/>
+          </w:tcPr>
+          <w:p>
+            <w:pPr>
+              <w:pStyle w:val="Celda"/>
+            </w:pPr>
+          </w:p>
+        </w:tc>
+        <w:tc>
+          <w:tcPr>
+            <w:tcW w:w="1205" w:type="dxa"/>
+          </w:tcPr>
+          <w:p>
+            <w:pPr>
+              <w:pStyle w:val="Celda"/>
+            </w:pPr>
+            <w:r>
+              <w:t xml:space="preserve">RT-SEG-09</w:t>
+            </w:r>
+          </w:p>
+        </w:tc>
+        <w:tc>
+          <w:tcPr>
+            <w:tcW w:w="1205" w:type="dxa"/>
+          </w:tcPr>
+          <w:p>
+            <w:pPr>
+              <w:pStyle w:val="Celda"/>
+            </w:pPr>
+            <w:r>
+              <w:t xml:space="preserve">SEG-18; segundo factor (35 §9.1)</w:t>
             </w:r>
           </w:p>
         </w:tc>
@@ -7514,6 +7708,47 @@
             </w:pPr>
             <w:r>
               <w:t xml:space="preserve">Primera versión. Plan de campaña con reglas de enfrentamiento y autorizaciones, casos vinculados a P18 §3 y a los controles SEG y AG, evaluación anual de IA ofensiva y simulacro de suplantación sintética (35 §9.2), criterios de éxito e informe con hallazgos, reintentos y estado. Propone el código PA-AAAA-NNN.</w:t>
+            </w:r>
+          </w:p>
+        </w:tc>
+      </w:tr>
+      <w:tr>
+        <w:tc>
+          <w:tcPr>
+            <w:tcW w:w="3213" w:type="dxa"/>
+          </w:tcPr>
+          <w:p>
+            <w:pPr>
+              <w:pStyle w:val="Celda"/>
+            </w:pPr>
+            <w:r>
+              <w:t xml:space="preserve">0.2</w:t>
+            </w:r>
+          </w:p>
+        </w:tc>
+        <w:tc>
+          <w:tcPr>
+            <w:tcW w:w="3213" w:type="dxa"/>
+          </w:tcPr>
+          <w:p>
+            <w:pPr>
+              <w:pStyle w:val="Celda"/>
+            </w:pPr>
+            <w:r>
+              <w:t xml:space="preserve">19-10-2026</w:t>
+            </w:r>
+          </w:p>
+        </w:tc>
+        <w:tc>
+          <w:tcPr>
+            <w:tcW w:w="3213" w:type="dxa"/>
+          </w:tcPr>
+          <w:p>
+            <w:pPr>
+              <w:pStyle w:val="Celda"/>
+            </w:pPr>
+            <w:r>
+              <w:t xml:space="preserve">Resultados del banco de pruebas corporativo de agentes (SEG-27), tipo de campaña en la cadena de despliegue y casos C14 (envenenamiento de herramientas y conectores) y C15 (suplantación del cliente con IA) (D159).</w:t>
             </w:r>
           </w:p>
         </w:tc>
